--- a/Wang_CV.docx
+++ b/Wang_CV.docx
@@ -99,6 +99,9 @@
     </w:p>
     <w:p>
       <w:pPr>
+        <w:tabs>
+          <w:tab w:val="right" w:pos="9360"/>
+        </w:tabs>
         <w:spacing w:after="0" w:line="240" w:lineRule="auto"/>
         <w:rPr>
           <w:rFonts w:ascii="Times New Roman" w:hAnsi="Times New Roman" w:cs="Times New Roman"/>
@@ -120,37 +123,7 @@
         <w:rPr>
           <w:rFonts w:ascii="Times New Roman" w:hAnsi="Times New Roman" w:cs="Times New Roman"/>
         </w:rPr>
-        <w:tab/>
-      </w:r>
-      <w:r>
-        <w:rPr>
-          <w:rFonts w:ascii="Times New Roman" w:hAnsi="Times New Roman" w:cs="Times New Roman"/>
-        </w:rPr>
-        <w:tab/>
-      </w:r>
-      <w:r>
-        <w:rPr>
-          <w:rFonts w:ascii="Times New Roman" w:hAnsi="Times New Roman" w:cs="Times New Roman"/>
-        </w:rPr>
-        <w:tab/>
-      </w:r>
-      <w:r>
-        <w:rPr>
-          <w:rFonts w:ascii="Times New Roman" w:hAnsi="Times New Roman" w:cs="Times New Roman"/>
-        </w:rPr>
-        <w:t xml:space="preserve">          </w:t>
-      </w:r>
-      <w:r>
-        <w:rPr>
-          <w:rFonts w:ascii="Times New Roman" w:hAnsi="Times New Roman" w:cs="Times New Roman"/>
-        </w:rPr>
-        <w:t>Web: https://fin</w:t>
-      </w:r>
-      <w:r>
-        <w:rPr>
-          <w:rFonts w:ascii="Times New Roman" w:hAnsi="Times New Roman" w:cs="Times New Roman"/>
-        </w:rPr>
-        <w:t>ance.wharton.upenn.edu/~wangchj</w:t>
+        <w:t>Web: https://finance.wharton.upenn.edu/~wangchj</w:t>
       </w:r>
     </w:p>
     <w:p>
@@ -179,7 +152,7 @@
         <w:rPr>
           <w:rFonts w:ascii="Times New Roman" w:hAnsi="Times New Roman" w:cs="Times New Roman"/>
         </w:rPr>
-        <w:t>June</w:t>
+        <w:t>September</w:t>
       </w:r>
       <w:r>
         <w:rPr>
@@ -1069,61 +1042,116 @@
         <w:rPr>
           <w:rFonts w:ascii="Times New Roman" w:hAnsi="Times New Roman" w:cs="Times New Roman"/>
         </w:rPr>
-        <w:t>. China Walls</w:t>
-      </w:r>
-      <w:r>
-        <w:rPr>
-          <w:rFonts w:ascii="Times New Roman" w:hAnsi="Times New Roman" w:cs="Times New Roman"/>
-        </w:rPr>
-        <w:tab/>
-      </w:r>
-      <w:r>
-        <w:rPr>
-          <w:rFonts w:ascii="Times New Roman" w:hAnsi="Times New Roman" w:cs="Times New Roman"/>
-        </w:rPr>
-        <w:tab/>
-      </w:r>
-      <w:r>
-        <w:rPr>
-          <w:rFonts w:ascii="Times New Roman" w:hAnsi="Times New Roman" w:cs="Times New Roman"/>
-        </w:rPr>
-        <w:tab/>
-      </w:r>
-      <w:r>
-        <w:rPr>
-          <w:rFonts w:ascii="Times New Roman" w:hAnsi="Times New Roman" w:cs="Times New Roman"/>
-        </w:rPr>
-        <w:tab/>
-      </w:r>
-      <w:r>
-        <w:rPr>
-          <w:rFonts w:ascii="Times New Roman" w:hAnsi="Times New Roman" w:cs="Times New Roman"/>
-        </w:rPr>
-        <w:tab/>
-      </w:r>
-      <w:r>
-        <w:rPr>
-          <w:rFonts w:ascii="Times New Roman" w:hAnsi="Times New Roman" w:cs="Times New Roman"/>
-        </w:rPr>
-        <w:tab/>
-      </w:r>
-      <w:r>
-        <w:rPr>
-          <w:rFonts w:ascii="Times New Roman" w:hAnsi="Times New Roman" w:cs="Times New Roman"/>
-        </w:rPr>
-        <w:tab/>
-      </w:r>
-      <w:r>
-        <w:rPr>
-          <w:rFonts w:ascii="Times New Roman" w:hAnsi="Times New Roman" w:cs="Times New Roman"/>
-        </w:rPr>
-        <w:tab/>
-      </w:r>
-      <w:r>
-        <w:rPr>
-          <w:rFonts w:ascii="Times New Roman" w:hAnsi="Times New Roman" w:cs="Times New Roman"/>
-        </w:rPr>
-        <w:t>2024</w:t>
+        <w:t>. Search in Over-the-Counter Markets</w:t>
+      </w:r>
+      <w:r>
+        <w:rPr>
+          <w:rFonts w:ascii="Times New Roman" w:hAnsi="Times New Roman" w:cs="Times New Roman"/>
+        </w:rPr>
+        <w:tab/>
+      </w:r>
+      <w:r>
+        <w:rPr>
+          <w:rFonts w:ascii="Times New Roman" w:hAnsi="Times New Roman" w:cs="Times New Roman"/>
+        </w:rPr>
+        <w:tab/>
+      </w:r>
+      <w:r>
+        <w:rPr>
+          <w:rFonts w:ascii="Times New Roman" w:hAnsi="Times New Roman" w:cs="Times New Roman"/>
+        </w:rPr>
+        <w:tab/>
+      </w:r>
+      <w:r>
+        <w:rPr>
+          <w:rFonts w:ascii="Times New Roman" w:hAnsi="Times New Roman" w:cs="Times New Roman"/>
+        </w:rPr>
+        <w:tab/>
+      </w:r>
+      <w:r>
+        <w:rPr>
+          <w:rFonts w:ascii="Times New Roman" w:hAnsi="Times New Roman" w:cs="Times New Roman"/>
+        </w:rPr>
+        <w:tab/>
+      </w:r>
+      <w:r>
+        <w:rPr>
+          <w:rFonts w:ascii="Times New Roman" w:hAnsi="Times New Roman" w:cs="Times New Roman"/>
+        </w:rPr>
+        <w:t>R&amp;R</w:t>
+      </w:r>
+      <w:r>
+        <w:rPr>
+          <w:rFonts w:ascii="Times New Roman" w:hAnsi="Times New Roman" w:cs="Times New Roman"/>
+        </w:rPr>
+        <w:t xml:space="preserve"> at JF</w:t>
+      </w:r>
+      <w:r>
+        <w:rPr>
+          <w:rFonts w:ascii="Times New Roman" w:hAnsi="Times New Roman" w:cs="Times New Roman"/>
+        </w:rPr>
+        <w:t>, 2022</w:t>
+      </w:r>
+    </w:p>
+    <w:p>
+      <w:pPr>
+        <w:spacing w:after="0" w:line="240" w:lineRule="auto"/>
+        <w:jc w:val="both"/>
+        <w:rPr>
+          <w:rFonts w:ascii="Times New Roman" w:hAnsi="Times New Roman" w:cs="Times New Roman"/>
+        </w:rPr>
+      </w:pPr>
+    </w:p>
+    <w:p>
+      <w:pPr>
+        <w:spacing w:after="0" w:line="240" w:lineRule="auto"/>
+        <w:jc w:val="both"/>
+        <w:rPr>
+          <w:rFonts w:ascii="Times New Roman" w:hAnsi="Times New Roman" w:cs="Times New Roman"/>
+          <w:i/>
+        </w:rPr>
+      </w:pPr>
+      <w:r>
+        <w:rPr>
+          <w:rFonts w:ascii="Times New Roman" w:hAnsi="Times New Roman" w:cs="Times New Roman"/>
+        </w:rPr>
+        <w:t>7</w:t>
+      </w:r>
+      <w:r>
+        <w:rPr>
+          <w:rFonts w:ascii="Times New Roman" w:hAnsi="Times New Roman" w:cs="Times New Roman"/>
+        </w:rPr>
+        <w:t xml:space="preserve">. </w:t>
+      </w:r>
+      <w:r>
+        <w:rPr>
+          <w:rFonts w:ascii="Times New Roman" w:hAnsi="Times New Roman" w:cs="Times New Roman"/>
+        </w:rPr>
+        <w:t>Information Chasing versus Adverse Selection</w:t>
+      </w:r>
+      <w:r>
+        <w:rPr>
+          <w:rFonts w:ascii="Times New Roman" w:hAnsi="Times New Roman" w:cs="Times New Roman"/>
+        </w:rPr>
+        <w:tab/>
+      </w:r>
+      <w:r>
+        <w:rPr>
+          <w:rFonts w:ascii="Times New Roman" w:hAnsi="Times New Roman" w:cs="Times New Roman"/>
+        </w:rPr>
+        <w:tab/>
+      </w:r>
+      <w:r>
+        <w:rPr>
+          <w:rFonts w:ascii="Times New Roman" w:hAnsi="Times New Roman" w:cs="Times New Roman"/>
+        </w:rPr>
+        <w:tab/>
+      </w:r>
+      <w:r>
+        <w:rPr>
+          <w:rFonts w:ascii="Times New Roman" w:hAnsi="Times New Roman" w:cs="Times New Roman"/>
+        </w:rPr>
+        <w:t>2022</w:t>
       </w:r>
     </w:p>
     <w:p>
@@ -1133,6 +1161,7 @@
         <w:jc w:val="both"/>
         <w:rPr>
           <w:rFonts w:ascii="Times New Roman" w:hAnsi="Times New Roman" w:cs="Times New Roman"/>
+          <w:b/>
         </w:rPr>
       </w:pPr>
       <w:r>
@@ -1145,103 +1174,45 @@
         <w:rPr>
           <w:rFonts w:ascii="Times New Roman" w:hAnsi="Times New Roman" w:cs="Times New Roman"/>
         </w:rPr>
-        <w:t>Tomy Lee, Daniel Nathan</w:t>
-      </w:r>
-    </w:p>
-    <w:p>
-      <w:pPr>
-        <w:spacing w:after="0" w:line="240" w:lineRule="auto"/>
-        <w:jc w:val="both"/>
-        <w:rPr>
-          <w:rFonts w:ascii="Times New Roman" w:hAnsi="Times New Roman" w:cs="Times New Roman"/>
-        </w:rPr>
-      </w:pPr>
-    </w:p>
-    <w:p>
-      <w:pPr>
-        <w:spacing w:after="0" w:line="240" w:lineRule="auto"/>
-        <w:jc w:val="both"/>
-        <w:rPr>
-          <w:rFonts w:ascii="Times New Roman" w:hAnsi="Times New Roman" w:cs="Times New Roman"/>
-        </w:rPr>
-      </w:pPr>
-      <w:r>
-        <w:rPr>
-          <w:rFonts w:ascii="Times New Roman" w:hAnsi="Times New Roman" w:cs="Times New Roman"/>
-        </w:rPr>
-        <w:t>7</w:t>
-      </w:r>
-      <w:r>
-        <w:rPr>
-          <w:rFonts w:ascii="Times New Roman" w:hAnsi="Times New Roman" w:cs="Times New Roman"/>
-        </w:rPr>
-        <w:t>. Search in Over-the-Counter Markets</w:t>
-      </w:r>
-      <w:r>
-        <w:rPr>
-          <w:rFonts w:ascii="Times New Roman" w:hAnsi="Times New Roman" w:cs="Times New Roman"/>
-        </w:rPr>
-        <w:tab/>
-      </w:r>
-      <w:r>
-        <w:rPr>
-          <w:rFonts w:ascii="Times New Roman" w:hAnsi="Times New Roman" w:cs="Times New Roman"/>
-        </w:rPr>
-        <w:tab/>
-      </w:r>
-      <w:r>
-        <w:rPr>
-          <w:rFonts w:ascii="Times New Roman" w:hAnsi="Times New Roman" w:cs="Times New Roman"/>
-        </w:rPr>
-        <w:tab/>
-      </w:r>
-      <w:r>
-        <w:rPr>
-          <w:rFonts w:ascii="Times New Roman" w:hAnsi="Times New Roman" w:cs="Times New Roman"/>
-        </w:rPr>
-        <w:tab/>
-      </w:r>
-      <w:r>
-        <w:rPr>
-          <w:rFonts w:ascii="Times New Roman" w:hAnsi="Times New Roman" w:cs="Times New Roman"/>
-        </w:rPr>
-        <w:tab/>
-      </w:r>
-      <w:r>
-        <w:rPr>
-          <w:rFonts w:ascii="Times New Roman" w:hAnsi="Times New Roman" w:cs="Times New Roman"/>
-        </w:rPr>
-        <w:t>R&amp;R</w:t>
-      </w:r>
-      <w:r>
-        <w:rPr>
-          <w:rFonts w:ascii="Times New Roman" w:hAnsi="Times New Roman" w:cs="Times New Roman"/>
-        </w:rPr>
-        <w:t xml:space="preserve"> at JF</w:t>
-      </w:r>
-      <w:r>
-        <w:rPr>
-          <w:rFonts w:ascii="Times New Roman" w:hAnsi="Times New Roman" w:cs="Times New Roman"/>
-        </w:rPr>
-        <w:t>, 2022</w:t>
-      </w:r>
-    </w:p>
-    <w:p>
-      <w:pPr>
-        <w:spacing w:after="0" w:line="240" w:lineRule="auto"/>
-        <w:jc w:val="both"/>
-        <w:rPr>
-          <w:rFonts w:ascii="Times New Roman" w:hAnsi="Times New Roman" w:cs="Times New Roman"/>
-        </w:rPr>
-      </w:pPr>
-    </w:p>
-    <w:p>
-      <w:pPr>
-        <w:spacing w:after="0" w:line="240" w:lineRule="auto"/>
-        <w:jc w:val="both"/>
-        <w:rPr>
-          <w:rFonts w:ascii="Times New Roman" w:hAnsi="Times New Roman" w:cs="Times New Roman"/>
-          <w:i/>
+        <w:t xml:space="preserve">Gabor Pinter, </w:t>
+      </w:r>
+      <w:proofErr w:type="spellStart"/>
+      <w:r>
+        <w:rPr>
+          <w:rFonts w:ascii="Times New Roman" w:hAnsi="Times New Roman" w:cs="Times New Roman"/>
+        </w:rPr>
+        <w:t>Junyuan</w:t>
+      </w:r>
+      <w:proofErr w:type="spellEnd"/>
+      <w:r>
+        <w:rPr>
+          <w:rFonts w:ascii="Times New Roman" w:hAnsi="Times New Roman" w:cs="Times New Roman"/>
+        </w:rPr>
+        <w:t xml:space="preserve"> Zou</w:t>
+      </w:r>
+      <w:r>
+        <w:rPr>
+          <w:rFonts w:ascii="Times New Roman" w:hAnsi="Times New Roman" w:cs="Times New Roman"/>
+          <w:b/>
+        </w:rPr>
+        <w:t xml:space="preserve"> </w:t>
+      </w:r>
+    </w:p>
+    <w:p>
+      <w:pPr>
+        <w:spacing w:after="0" w:line="240" w:lineRule="auto"/>
+        <w:jc w:val="both"/>
+        <w:rPr>
+          <w:rFonts w:ascii="Times New Roman" w:hAnsi="Times New Roman" w:cs="Times New Roman"/>
+        </w:rPr>
+      </w:pPr>
+    </w:p>
+    <w:p>
+      <w:pPr>
+        <w:spacing w:after="0" w:line="240" w:lineRule="auto"/>
+        <w:jc w:val="both"/>
+        <w:rPr>
+          <w:rFonts w:ascii="Times New Roman" w:hAnsi="Times New Roman" w:cs="Times New Roman"/>
         </w:rPr>
       </w:pPr>
       <w:r>
@@ -1249,110 +1220,6 @@
           <w:rFonts w:ascii="Times New Roman" w:hAnsi="Times New Roman" w:cs="Times New Roman"/>
         </w:rPr>
         <w:t>6</w:t>
-      </w:r>
-      <w:r>
-        <w:rPr>
-          <w:rFonts w:ascii="Times New Roman" w:hAnsi="Times New Roman" w:cs="Times New Roman"/>
-        </w:rPr>
-        <w:t xml:space="preserve">. </w:t>
-      </w:r>
-      <w:r>
-        <w:rPr>
-          <w:rFonts w:ascii="Times New Roman" w:hAnsi="Times New Roman" w:cs="Times New Roman"/>
-        </w:rPr>
-        <w:t>Information Chasing versus Adverse Selection</w:t>
-      </w:r>
-      <w:r>
-        <w:rPr>
-          <w:rFonts w:ascii="Times New Roman" w:hAnsi="Times New Roman" w:cs="Times New Roman"/>
-        </w:rPr>
-        <w:tab/>
-      </w:r>
-      <w:r>
-        <w:rPr>
-          <w:rFonts w:ascii="Times New Roman" w:hAnsi="Times New Roman" w:cs="Times New Roman"/>
-        </w:rPr>
-        <w:tab/>
-      </w:r>
-      <w:r>
-        <w:rPr>
-          <w:rFonts w:ascii="Times New Roman" w:hAnsi="Times New Roman" w:cs="Times New Roman"/>
-        </w:rPr>
-        <w:tab/>
-      </w:r>
-      <w:r>
-        <w:rPr>
-          <w:rFonts w:ascii="Times New Roman" w:hAnsi="Times New Roman" w:cs="Times New Roman"/>
-        </w:rPr>
-        <w:t>2022</w:t>
-      </w:r>
-    </w:p>
-    <w:p>
-      <w:pPr>
-        <w:spacing w:after="0" w:line="240" w:lineRule="auto"/>
-        <w:ind w:firstLine="216"/>
-        <w:jc w:val="both"/>
-        <w:rPr>
-          <w:rFonts w:ascii="Times New Roman" w:hAnsi="Times New Roman" w:cs="Times New Roman"/>
-          <w:b/>
-        </w:rPr>
-      </w:pPr>
-      <w:r>
-        <w:rPr>
-          <w:rFonts w:ascii="Times New Roman" w:hAnsi="Times New Roman" w:cs="Times New Roman"/>
-        </w:rPr>
-        <w:t xml:space="preserve">w/ </w:t>
-      </w:r>
-      <w:r>
-        <w:rPr>
-          <w:rFonts w:ascii="Times New Roman" w:hAnsi="Times New Roman" w:cs="Times New Roman"/>
-        </w:rPr>
-        <w:t xml:space="preserve">Gabor Pinter, </w:t>
-      </w:r>
-      <w:proofErr w:type="spellStart"/>
-      <w:r>
-        <w:rPr>
-          <w:rFonts w:ascii="Times New Roman" w:hAnsi="Times New Roman" w:cs="Times New Roman"/>
-        </w:rPr>
-        <w:t>Junyuan</w:t>
-      </w:r>
-      <w:proofErr w:type="spellEnd"/>
-      <w:r>
-        <w:rPr>
-          <w:rFonts w:ascii="Times New Roman" w:hAnsi="Times New Roman" w:cs="Times New Roman"/>
-        </w:rPr>
-        <w:t xml:space="preserve"> Zou</w:t>
-      </w:r>
-      <w:r>
-        <w:rPr>
-          <w:rFonts w:ascii="Times New Roman" w:hAnsi="Times New Roman" w:cs="Times New Roman"/>
-          <w:b/>
-        </w:rPr>
-        <w:t xml:space="preserve"> </w:t>
-      </w:r>
-    </w:p>
-    <w:p>
-      <w:pPr>
-        <w:spacing w:after="0" w:line="240" w:lineRule="auto"/>
-        <w:jc w:val="both"/>
-        <w:rPr>
-          <w:rFonts w:ascii="Times New Roman" w:hAnsi="Times New Roman" w:cs="Times New Roman"/>
-        </w:rPr>
-      </w:pPr>
-    </w:p>
-    <w:p>
-      <w:pPr>
-        <w:spacing w:after="0" w:line="240" w:lineRule="auto"/>
-        <w:jc w:val="both"/>
-        <w:rPr>
-          <w:rFonts w:ascii="Times New Roman" w:hAnsi="Times New Roman" w:cs="Times New Roman"/>
-        </w:rPr>
-      </w:pPr>
-      <w:r>
-        <w:rPr>
-          <w:rFonts w:ascii="Times New Roman" w:hAnsi="Times New Roman" w:cs="Times New Roman"/>
-        </w:rPr>
-        <w:t>5</w:t>
       </w:r>
       <w:r>
         <w:rPr>
@@ -1642,7 +1509,7 @@
         <w:rPr>
           <w:rFonts w:ascii="Times New Roman" w:hAnsi="Times New Roman" w:cs="Times New Roman"/>
         </w:rPr>
-        <w:t>4</w:t>
+        <w:t>5</w:t>
       </w:r>
       <w:r>
         <w:rPr>
@@ -1711,6 +1578,7 @@
     </w:p>
     <w:p>
       <w:pPr>
+        <w:keepNext/>
         <w:spacing w:after="0" w:line="240" w:lineRule="auto"/>
         <w:jc w:val="both"/>
         <w:rPr>
@@ -1727,6 +1595,64 @@
         </w:rPr>
         <w:lastRenderedPageBreak/>
         <w:t>Publications</w:t>
+      </w:r>
+    </w:p>
+    <w:p>
+      <w:pPr>
+        <w:keepNext/>
+        <w:spacing w:after="0" w:line="240" w:lineRule="auto"/>
+        <w:jc w:val="both"/>
+        <w:rPr>
+          <w:rFonts w:ascii="Times New Roman" w:hAnsi="Times New Roman" w:cs="Times New Roman"/>
+        </w:rPr>
+      </w:pPr>
+      <w:r>
+        <w:rPr>
+          <w:rFonts w:ascii="Times New Roman" w:hAnsi="Times New Roman" w:cs="Times New Roman"/>
+        </w:rPr>
+        <w:t>4</w:t>
+      </w:r>
+      <w:r>
+        <w:rPr>
+          <w:rFonts w:ascii="Times New Roman" w:hAnsi="Times New Roman" w:cs="Times New Roman"/>
+        </w:rPr>
+        <w:t>. China Walls</w:t>
+      </w:r>
+      <w:r>
+        <w:rPr>
+          <w:rFonts w:ascii="Times New Roman" w:hAnsi="Times New Roman" w:cs="Times New Roman"/>
+        </w:rPr>
+        <w:tab/>
+        <w:t xml:space="preserve">Forthcoming at </w:t>
+      </w:r>
+      <w:r>
+        <w:rPr>
+          <w:rFonts w:ascii="Times New Roman" w:hAnsi="Times New Roman" w:cs="Times New Roman"/>
+          <w:i w:val="1"/>
+        </w:rPr>
+        <w:t>Journal of Financial Economics</w:t>
+      </w:r>
+    </w:p>
+    <w:p>
+      <w:pPr>
+        <w:spacing w:after="0" w:line="240" w:lineRule="auto"/>
+        <w:ind w:firstLine="216"/>
+        <w:jc w:val="both"/>
+        <w:rPr>
+          <w:rFonts w:ascii="Times New Roman" w:hAnsi="Times New Roman" w:cs="Times New Roman"/>
+        </w:rPr>
+      </w:pPr>
+      <w:r>
+        <w:rPr>
+          <w:rFonts w:ascii="Times New Roman" w:hAnsi="Times New Roman" w:cs="Times New Roman"/>
+        </w:rPr>
+        <w:t xml:space="preserve">w/ </w:t>
+      </w:r>
+      <w:r>
+        <w:rPr>
+          <w:rFonts w:ascii="Times New Roman" w:hAnsi="Times New Roman" w:cs="Times New Roman"/>
+        </w:rPr>
+        <w:t>Tomy Lee, Daniel Nathan</w:t>
       </w:r>
     </w:p>
     <w:p>
@@ -5160,18 +5086,6 @@
         </w:rPr>
         <w:t>Ruslan Svershkov, Warwick Business School, Committee member</w:t>
       </w:r>
-    </w:p>
-    <w:p>
-      <w:pPr>
-        <w:spacing w:after="0" w:line="240" w:lineRule="auto"/>
-        <w:jc w:val="both"/>
-        <w:rPr>
-          <w:rFonts w:ascii="Times New Roman" w:hAnsi="Times New Roman" w:cs="Times New Roman"/>
-          <w:b/>
-          <w:sz w:val="24"/>
-          <w:szCs w:val="24"/>
-        </w:rPr>
-      </w:pPr>
     </w:p>
     <w:p>
       <w:pPr>

--- a/Wang_CV.docx
+++ b/Wang_CV.docx
@@ -1579,7 +1579,7 @@
     <w:p>
       <w:pPr>
         <w:keepNext/>
-        <w:spacing w:after="0" w:line="240" w:lineRule="auto"/>
+        <w:spacing w:after="100" w:line="240" w:lineRule="auto"/>
         <w:jc w:val="both"/>
         <w:rPr>
           <w:rFonts w:ascii="Times New Roman" w:hAnsi="Times New Roman" w:cs="Times New Roman"/>
@@ -1657,7 +1657,12 @@
     </w:p>
     <w:p>
       <w:pPr>
-        <w:spacing w:before="100" w:after="0" w:line="240" w:lineRule="auto"/>
+        <w:spacing w:before="0" w:after="0" w:line="240" w:lineRule="auto"/>
+      </w:pPr>
+    </w:p>
+    <w:p>
+      <w:pPr>
+        <w:spacing w:before="0" w:after="0" w:line="240" w:lineRule="auto"/>
         <w:jc w:val="both"/>
         <w:rPr>
           <w:rFonts w:ascii="Times New Roman" w:hAnsi="Times New Roman" w:cs="Times New Roman"/>

--- a/Wang_CV.docx
+++ b/Wang_CV.docx
@@ -5115,7 +5115,7 @@
     </w:p>
     <w:p>
       <w:pPr>
-        <w:spacing w:before="100" w:after="0" w:line="240" w:lineRule="auto"/>
+        <w:spacing w:before="0" w:after="0" w:line="240" w:lineRule="auto"/>
         <w:jc w:val="both"/>
         <w:rPr>
           <w:rFonts w:ascii="Times New Roman" w:hAnsi="Times New Roman" w:cs="Times New Roman"/>

--- a/Wang_CV.docx
+++ b/Wang_CV.docx
@@ -514,7 +514,7 @@
           <w:b/>
           <w:sz w:val="24"/>
         </w:rPr>
-        <w:t>authors in alphabetical order</w:t>
+        <w:t>coauthors in alphabetical order</w:t>
       </w:r>
       <w:r>
         <w:rPr>
@@ -1602,6 +1602,9 @@
         <w:keepNext/>
         <w:spacing w:after="0" w:line="240" w:lineRule="auto"/>
         <w:jc w:val="both"/>
+        <w:tabs>
+          <w:tab w:val="left" w:pos="6480"/>
+        </w:tabs>
         <w:rPr>
           <w:rFonts w:ascii="Times New Roman" w:hAnsi="Times New Roman" w:cs="Times New Roman"/>
         </w:rPr>
@@ -1630,7 +1633,7 @@
           <w:rFonts w:ascii="Times New Roman" w:hAnsi="Times New Roman" w:cs="Times New Roman"/>
           <w:i w:val="1"/>
         </w:rPr>
-        <w:t>Journal of Financial Economics</w:t>
+        <w:t>JFE</w:t>
       </w:r>
     </w:p>
     <w:p>
@@ -2104,7 +2107,7 @@
         <w:rPr>
           <w:rFonts w:ascii="Times New Roman" w:hAnsi="Times New Roman" w:cs="Times New Roman"/>
         </w:rPr>
-        <w:t>* (scheduled)</w:t>
+        <w:t>* (scheduled), Cambridge Corporate Finance Theory Symposium 2026</w:t>
       </w:r>
     </w:p>
     <w:p>
@@ -4641,6 +4644,21 @@
         <w:rPr>
           <w:rFonts w:ascii="Times New Roman" w:hAnsi="Times New Roman" w:cs="Times New Roman"/>
         </w:rPr>
+        <w:t>CDI Conference, 2026</w:t>
+      </w:r>
+    </w:p>
+    <w:p>
+      <w:pPr>
+        <w:spacing w:after="0" w:line="240" w:lineRule="auto"/>
+        <w:jc w:val="both"/>
+        <w:rPr>
+          <w:rFonts w:ascii="Times New Roman" w:hAnsi="Times New Roman" w:cs="Times New Roman"/>
+        </w:rPr>
+      </w:pPr>
+      <w:r>
+        <w:rPr>
+          <w:rFonts w:ascii="Times New Roman" w:hAnsi="Times New Roman" w:cs="Times New Roman"/>
+        </w:rPr>
         <w:t>NBER Summer Institute, 2025</w:t>
       </w:r>
     </w:p>
@@ -5016,7 +5034,7 @@
     </w:p>
     <w:p>
       <w:pPr>
-        <w:spacing w:after="0" w:line="240" w:lineRule="auto"/>
+        <w:spacing w:after="0" w:line="100" w:lineRule="exact"/>
         <w:jc w:val="both"/>
         <w:rPr>
           <w:rFonts w:ascii="Times New Roman" w:hAnsi="Times New Roman" w:cs="Times New Roman"/>
@@ -5058,7 +5076,7 @@
     </w:p>
     <w:p>
       <w:pPr>
-        <w:spacing w:before="100" w:after="0" w:line="240" w:lineRule="auto"/>
+        <w:spacing w:before="0" w:after="0" w:line="240" w:lineRule="auto"/>
         <w:jc w:val="both"/>
         <w:rPr>
           <w:rFonts w:ascii="Times New Roman" w:hAnsi="Times New Roman" w:cs="Times New Roman"/>

--- a/Wang_CV.docx
+++ b/Wang_CV.docx
@@ -1631,7 +1631,6 @@
       <w:r>
         <w:rPr>
           <w:rFonts w:ascii="Times New Roman" w:hAnsi="Times New Roman" w:cs="Times New Roman"/>
-          <w:i w:val="1"/>
         </w:rPr>
         <w:t>JFE</w:t>
       </w:r>
@@ -1987,7 +1986,7 @@
         <w:rPr>
           <w:rFonts w:ascii="Times New Roman" w:hAnsi="Times New Roman" w:cs="Times New Roman"/>
         </w:rPr>
-        <w:t xml:space="preserve"> Digital Finance Symposium 2026</w:t>
+        <w:t xml:space="preserve"> Digital Finance Symposium</w:t>
       </w:r>
       <w:r>
         <w:rPr>
@@ -2023,13 +2022,13 @@
         <w:rPr>
           <w:rFonts w:ascii="Times New Roman" w:hAnsi="Times New Roman" w:cs="Times New Roman"/>
         </w:rPr>
-        <w:t xml:space="preserve">Finance Theory Group Meeting, </w:t>
-      </w:r>
-      <w:r>
-        <w:rPr>
-          <w:rFonts w:ascii="Times New Roman" w:hAnsi="Times New Roman" w:cs="Times New Roman"/>
-        </w:rPr>
-        <w:t>SFS Cavalcade North America</w:t>
+        <w:t xml:space="preserve">FTG Meeting, </w:t>
+      </w:r>
+      <w:r>
+        <w:rPr>
+          <w:rFonts w:ascii="Times New Roman" w:hAnsi="Times New Roman" w:cs="Times New Roman"/>
+        </w:rPr>
+        <w:t>SFS Cavalcade NA</w:t>
       </w:r>
       <w:r>
         <w:rPr>
@@ -2089,7 +2088,7 @@
         <w:rPr>
           <w:rFonts w:ascii="Times New Roman" w:hAnsi="Times New Roman" w:cs="Times New Roman"/>
         </w:rPr>
-        <w:t>CICF* (scheduled)</w:t>
+        <w:t>CICF*</w:t>
       </w:r>
       <w:r>
         <w:rPr>
@@ -2107,7 +2106,7 @@
         <w:rPr>
           <w:rFonts w:ascii="Times New Roman" w:hAnsi="Times New Roman" w:cs="Times New Roman"/>
         </w:rPr>
-        <w:t>* (scheduled), Cambridge Corporate Finance Theory Symposium 2026</w:t>
+        <w:t>*, Cambridge Corporate Finance Theory Symposium, OxFIT, AsFA*, FIRN Money, Credit &amp; Financial Stability Meeting*, Climate Finance &amp; Business*</w:t>
       </w:r>
     </w:p>
     <w:p>

--- a/Wang_CV.docx
+++ b/Wang_CV.docx
@@ -1960,153 +1960,153 @@
         <w:rPr>
           <w:rFonts w:ascii="Times New Roman" w:hAnsi="Times New Roman" w:cs="Times New Roman"/>
         </w:rPr>
-        <w:t xml:space="preserve">: AEA, AFA, </w:t>
-      </w:r>
-      <w:r>
-        <w:rPr>
-          <w:rFonts w:ascii="Times New Roman" w:hAnsi="Times New Roman" w:cs="Times New Roman"/>
-        </w:rPr>
-        <w:t>FTG Junior Research Group Meeting</w:t>
-      </w:r>
-      <w:r>
-        <w:rPr>
-          <w:rFonts w:ascii="Times New Roman" w:hAnsi="Times New Roman" w:cs="Times New Roman"/>
-        </w:rPr>
-        <w:t xml:space="preserve">, </w:t>
+        <w:t xml:space="preserve">: AEA, AFA, FTG Junior Research Group Meeting, PolyU Digital Finance Symposium, Microstructure Exchange, Annual Conference on Network Science and Economics, FTG Meeting, SFS Cavalcade NA, FIRS, Cambridge Corporate Finance Theory Symposium, OxFIT, SAIF Annual Research Conference*, CICF*, Future of Financial Information Conference*, FIRN Money, Credit &amp; Financial Stability Meeting*, Climate Finance &amp; Business*</w:t>
+      </w:r>
+      <w:r>
+        <w:rPr>
+          <w:rFonts w:ascii="Times New Roman" w:hAnsi="Times New Roman" w:cs="Times New Roman"/>
+        </w:rPr>
+        <w:t/>
+      </w:r>
+      <w:r>
+        <w:rPr>
+          <w:rFonts w:ascii="Times New Roman" w:hAnsi="Times New Roman" w:cs="Times New Roman"/>
+        </w:rPr>
+        <w:t xml:space="preserve"/>
       </w:r>
       <w:proofErr w:type="spellStart"/>
       <w:r>
         <w:rPr>
           <w:rFonts w:ascii="Times New Roman" w:hAnsi="Times New Roman" w:cs="Times New Roman"/>
         </w:rPr>
-        <w:t>PolyU</w:t>
+        <w:t/>
       </w:r>
       <w:proofErr w:type="spellEnd"/>
       <w:r>
         <w:rPr>
           <w:rFonts w:ascii="Times New Roman" w:hAnsi="Times New Roman" w:cs="Times New Roman"/>
         </w:rPr>
-        <w:t xml:space="preserve"> Digital Finance Symposium</w:t>
-      </w:r>
-      <w:r>
-        <w:rPr>
-          <w:rFonts w:ascii="Times New Roman" w:hAnsi="Times New Roman" w:cs="Times New Roman"/>
-        </w:rPr>
-        <w:t xml:space="preserve">, </w:t>
-      </w:r>
-      <w:r>
-        <w:rPr>
-          <w:rFonts w:ascii="Times New Roman" w:hAnsi="Times New Roman" w:cs="Times New Roman"/>
-        </w:rPr>
-        <w:t xml:space="preserve">Microstructure Exchange, </w:t>
-      </w:r>
-      <w:r>
-        <w:rPr>
-          <w:rFonts w:ascii="Times New Roman" w:hAnsi="Times New Roman" w:cs="Times New Roman"/>
-        </w:rPr>
-        <w:t>Annual Conference on Network Science and Economics</w:t>
-      </w:r>
-      <w:r>
-        <w:rPr>
-          <w:rFonts w:ascii="Times New Roman" w:hAnsi="Times New Roman" w:cs="Times New Roman"/>
-        </w:rPr>
-        <w:t>,</w:t>
-      </w:r>
-      <w:r>
-        <w:rPr>
-          <w:rFonts w:ascii="Times New Roman" w:hAnsi="Times New Roman" w:cs="Times New Roman"/>
-        </w:rPr>
-        <w:t xml:space="preserve"> </w:t>
-      </w:r>
-      <w:r>
-        <w:rPr>
-          <w:rFonts w:ascii="Times New Roman" w:hAnsi="Times New Roman" w:cs="Times New Roman"/>
-        </w:rPr>
-        <w:t xml:space="preserve">FTG Meeting, </w:t>
-      </w:r>
-      <w:r>
-        <w:rPr>
-          <w:rFonts w:ascii="Times New Roman" w:hAnsi="Times New Roman" w:cs="Times New Roman"/>
-        </w:rPr>
-        <w:t>SFS Cavalcade NA</w:t>
-      </w:r>
-      <w:r>
-        <w:rPr>
-          <w:rFonts w:ascii="Times New Roman" w:hAnsi="Times New Roman" w:cs="Times New Roman"/>
-        </w:rPr>
-        <w:t>, FIRS</w:t>
-      </w:r>
-      <w:r>
-        <w:rPr>
-          <w:rFonts w:ascii="Times New Roman" w:hAnsi="Times New Roman" w:cs="Times New Roman"/>
-        </w:rPr>
-        <w:t>,</w:t>
-      </w:r>
-      <w:r>
-        <w:rPr>
-          <w:rFonts w:ascii="Times New Roman" w:hAnsi="Times New Roman" w:cs="Times New Roman"/>
-        </w:rPr>
-        <w:t xml:space="preserve"> </w:t>
-      </w:r>
-      <w:r>
-        <w:rPr>
-          <w:rFonts w:ascii="Times New Roman" w:hAnsi="Times New Roman" w:cs="Times New Roman"/>
-        </w:rPr>
-        <w:t>SAIF A</w:t>
-      </w:r>
-      <w:r>
-        <w:rPr>
-          <w:rFonts w:ascii="Times New Roman" w:hAnsi="Times New Roman" w:cs="Times New Roman"/>
-        </w:rPr>
-        <w:t>nnual</w:t>
-      </w:r>
-      <w:r>
-        <w:rPr>
-          <w:rFonts w:ascii="Times New Roman" w:hAnsi="Times New Roman" w:cs="Times New Roman"/>
-        </w:rPr>
-        <w:t xml:space="preserve"> R</w:t>
-      </w:r>
-      <w:r>
-        <w:rPr>
-          <w:rFonts w:ascii="Times New Roman" w:hAnsi="Times New Roman" w:cs="Times New Roman"/>
-        </w:rPr>
-        <w:t>esearch</w:t>
-      </w:r>
-      <w:r>
-        <w:rPr>
-          <w:rFonts w:ascii="Times New Roman" w:hAnsi="Times New Roman" w:cs="Times New Roman"/>
-        </w:rPr>
-        <w:t xml:space="preserve"> C</w:t>
-      </w:r>
-      <w:r>
-        <w:rPr>
-          <w:rFonts w:ascii="Times New Roman" w:hAnsi="Times New Roman" w:cs="Times New Roman"/>
-        </w:rPr>
-        <w:t xml:space="preserve">onference*, </w:t>
-      </w:r>
-      <w:r>
-        <w:rPr>
-          <w:rFonts w:ascii="Times New Roman" w:hAnsi="Times New Roman" w:cs="Times New Roman"/>
-        </w:rPr>
-        <w:t>CICF*</w:t>
-      </w:r>
-      <w:r>
-        <w:rPr>
-          <w:rFonts w:ascii="Times New Roman" w:hAnsi="Times New Roman" w:cs="Times New Roman"/>
-        </w:rPr>
-        <w:t xml:space="preserve">, </w:t>
-      </w:r>
-      <w:r>
-        <w:rPr>
-          <w:rFonts w:ascii="Times New Roman" w:hAnsi="Times New Roman" w:cs="Times New Roman"/>
-        </w:rPr>
-        <w:t>Future of Financial Information Conference</w:t>
-      </w:r>
-      <w:r>
-        <w:rPr>
-          <w:rFonts w:ascii="Times New Roman" w:hAnsi="Times New Roman" w:cs="Times New Roman"/>
-        </w:rPr>
-        <w:t>*, Cambridge Corporate Finance Theory Symposium, OxFIT, AsFA*, FIRN Money, Credit &amp; Financial Stability Meeting*, Climate Finance &amp; Business*</w:t>
+        <w:t xml:space="preserve"/>
+      </w:r>
+      <w:r>
+        <w:rPr>
+          <w:rFonts w:ascii="Times New Roman" w:hAnsi="Times New Roman" w:cs="Times New Roman"/>
+        </w:rPr>
+        <w:t xml:space="preserve"/>
+      </w:r>
+      <w:r>
+        <w:rPr>
+          <w:rFonts w:ascii="Times New Roman" w:hAnsi="Times New Roman" w:cs="Times New Roman"/>
+        </w:rPr>
+        <w:t xml:space="preserve"/>
+      </w:r>
+      <w:r>
+        <w:rPr>
+          <w:rFonts w:ascii="Times New Roman" w:hAnsi="Times New Roman" w:cs="Times New Roman"/>
+        </w:rPr>
+        <w:t/>
+      </w:r>
+      <w:r>
+        <w:rPr>
+          <w:rFonts w:ascii="Times New Roman" w:hAnsi="Times New Roman" w:cs="Times New Roman"/>
+        </w:rPr>
+        <w:t/>
+      </w:r>
+      <w:r>
+        <w:rPr>
+          <w:rFonts w:ascii="Times New Roman" w:hAnsi="Times New Roman" w:cs="Times New Roman"/>
+        </w:rPr>
+        <w:t xml:space="preserve"/>
+      </w:r>
+      <w:r>
+        <w:rPr>
+          <w:rFonts w:ascii="Times New Roman" w:hAnsi="Times New Roman" w:cs="Times New Roman"/>
+        </w:rPr>
+        <w:t xml:space="preserve"/>
+      </w:r>
+      <w:r>
+        <w:rPr>
+          <w:rFonts w:ascii="Times New Roman" w:hAnsi="Times New Roman" w:cs="Times New Roman"/>
+        </w:rPr>
+        <w:t/>
+      </w:r>
+      <w:r>
+        <w:rPr>
+          <w:rFonts w:ascii="Times New Roman" w:hAnsi="Times New Roman" w:cs="Times New Roman"/>
+        </w:rPr>
+        <w:t/>
+      </w:r>
+      <w:r>
+        <w:rPr>
+          <w:rFonts w:ascii="Times New Roman" w:hAnsi="Times New Roman" w:cs="Times New Roman"/>
+        </w:rPr>
+        <w:t/>
+      </w:r>
+      <w:r>
+        <w:rPr>
+          <w:rFonts w:ascii="Times New Roman" w:hAnsi="Times New Roman" w:cs="Times New Roman"/>
+        </w:rPr>
+        <w:t xml:space="preserve"/>
+      </w:r>
+      <w:r>
+        <w:rPr>
+          <w:rFonts w:ascii="Times New Roman" w:hAnsi="Times New Roman" w:cs="Times New Roman"/>
+        </w:rPr>
+        <w:t/>
+      </w:r>
+      <w:r>
+        <w:rPr>
+          <w:rFonts w:ascii="Times New Roman" w:hAnsi="Times New Roman" w:cs="Times New Roman"/>
+        </w:rPr>
+        <w:t/>
+      </w:r>
+      <w:r>
+        <w:rPr>
+          <w:rFonts w:ascii="Times New Roman" w:hAnsi="Times New Roman" w:cs="Times New Roman"/>
+        </w:rPr>
+        <w:t xml:space="preserve"/>
+      </w:r>
+      <w:r>
+        <w:rPr>
+          <w:rFonts w:ascii="Times New Roman" w:hAnsi="Times New Roman" w:cs="Times New Roman"/>
+        </w:rPr>
+        <w:t/>
+      </w:r>
+      <w:r>
+        <w:rPr>
+          <w:rFonts w:ascii="Times New Roman" w:hAnsi="Times New Roman" w:cs="Times New Roman"/>
+        </w:rPr>
+        <w:t xml:space="preserve"/>
+      </w:r>
+      <w:r>
+        <w:rPr>
+          <w:rFonts w:ascii="Times New Roman" w:hAnsi="Times New Roman" w:cs="Times New Roman"/>
+        </w:rPr>
+        <w:t xml:space="preserve"/>
+      </w:r>
+      <w:r>
+        <w:rPr>
+          <w:rFonts w:ascii="Times New Roman" w:hAnsi="Times New Roman" w:cs="Times New Roman"/>
+        </w:rPr>
+        <w:t/>
+      </w:r>
+      <w:r>
+        <w:rPr>
+          <w:rFonts w:ascii="Times New Roman" w:hAnsi="Times New Roman" w:cs="Times New Roman"/>
+        </w:rPr>
+        <w:t xml:space="preserve"/>
+      </w:r>
+      <w:r>
+        <w:rPr>
+          <w:rFonts w:ascii="Times New Roman" w:hAnsi="Times New Roman" w:cs="Times New Roman"/>
+        </w:rPr>
+        <w:t/>
+      </w:r>
+      <w:r>
+        <w:rPr>
+          <w:rFonts w:ascii="Times New Roman" w:hAnsi="Times New Roman" w:cs="Times New Roman"/>
+        </w:rPr>
+        <w:t/>
       </w:r>
     </w:p>
     <w:p>

--- a/Wang_CV.docx
+++ b/Wang_CV.docx
@@ -152,7 +152,7 @@
         <w:rPr>
           <w:rFonts w:ascii="Times New Roman" w:hAnsi="Times New Roman" w:cs="Times New Roman"/>
         </w:rPr>
-        <w:t>September</w:t>
+        <w:t>October</w:t>
       </w:r>
       <w:r>
         <w:rPr>
@@ -1626,7 +1626,7 @@
           <w:rFonts w:ascii="Times New Roman" w:hAnsi="Times New Roman" w:cs="Times New Roman"/>
         </w:rPr>
         <w:tab/>
-        <w:t xml:space="preserve">Forthcoming at </w:t>
+        <w:t xml:space="preserve">Conditionally accepted at </w:t>
       </w:r>
       <w:r>
         <w:rPr>

--- a/Wang_CV.docx
+++ b/Wang_CV.docx
@@ -152,7 +152,7 @@
         <w:rPr>
           <w:rFonts w:ascii="Times New Roman" w:hAnsi="Times New Roman" w:cs="Times New Roman"/>
         </w:rPr>
-        <w:t>October</w:t>
+        <w:t>September</w:t>
       </w:r>
       <w:r>
         <w:rPr>

--- a/Wang_CV.docx
+++ b/Wang_CV.docx
@@ -1960,7 +1960,7 @@
         <w:rPr>
           <w:rFonts w:ascii="Times New Roman" w:hAnsi="Times New Roman" w:cs="Times New Roman"/>
         </w:rPr>
-        <w:t xml:space="preserve">: AEA, AFA, FTG Junior Research Group Meeting, PolyU Digital Finance Symposium, Microstructure Exchange, Annual Conference on Network Science and Economics, FTG Meeting, SFS Cavalcade NA, FIRS, Cambridge Corporate Finance Theory Symposium, OxFIT, SAIF Annual Research Conference*, CICF*, Future of Financial Information Conference*, FIRN Money, Credit &amp; Financial Stability Meeting*, Climate Finance &amp; Business*</w:t>
+        <w:t xml:space="preserve">: AEA, AFA, FTG Junior Research Group Meeting, PolyU Digital Finance Symposium, Microstructure Exchange, Annual Conference on Network Science and Economics, FTG Meeting, SFS Cavalcade NA, FIRS, Cambridge Corporate Finance Theory Symposium, OxFIT, Holden Conference, SAIF Annual Research Conference*, CICF*, Future of Financial Information Conference*, FIRN Money, Credit &amp; Financial Stability Meeting*, Climate Finance &amp; Business*</w:t>
       </w:r>
       <w:r>
         <w:rPr>

--- a/Wang_CV.docx
+++ b/Wang_CV.docx
@@ -4375,15 +4375,6 @@
         <w:jc w:val="both"/>
         <w:rPr>
           <w:rFonts w:ascii="Times New Roman" w:hAnsi="Times New Roman" w:cs="Times New Roman"/>
-        </w:rPr>
-      </w:pPr>
-    </w:p>
-    <w:p>
-      <w:pPr>
-        <w:spacing w:after="0" w:line="240" w:lineRule="auto"/>
-        <w:jc w:val="both"/>
-        <w:rPr>
-          <w:rFonts w:ascii="Times New Roman" w:hAnsi="Times New Roman" w:cs="Times New Roman"/>
           <w:b/>
           <w:sz w:val="24"/>
         </w:rPr>
@@ -4569,18 +4560,6 @@
         </w:rPr>
         <w:t>Wharton Micro Finance Seminar</w:t>
       </w:r>
-    </w:p>
-    <w:p>
-      <w:pPr>
-        <w:spacing w:after="0" w:line="240" w:lineRule="auto"/>
-        <w:jc w:val="both"/>
-        <w:rPr>
-          <w:rFonts w:ascii="Times New Roman" w:hAnsi="Times New Roman" w:cs="Times New Roman"/>
-          <w:b/>
-          <w:smallCaps/>
-          <w:sz w:val="24"/>
-        </w:rPr>
-      </w:pPr>
     </w:p>
     <w:p>
       <w:pPr>

--- a/Wang_CV.docx
+++ b/Wang_CV.docx
@@ -152,7 +152,7 @@
         <w:rPr>
           <w:rFonts w:ascii="Times New Roman" w:hAnsi="Times New Roman" w:cs="Times New Roman"/>
         </w:rPr>
-        <w:t>September</w:t>
+        <w:t>October</w:t>
       </w:r>
       <w:r>
         <w:rPr>

--- a/Wang_CV.docx
+++ b/Wang_CV.docx
@@ -4375,6 +4375,15 @@
         <w:jc w:val="both"/>
         <w:rPr>
           <w:rFonts w:ascii="Times New Roman" w:hAnsi="Times New Roman" w:cs="Times New Roman"/>
+        </w:rPr>
+      </w:pPr>
+    </w:p>
+    <w:p>
+      <w:pPr>
+        <w:spacing w:after="0" w:line="240" w:lineRule="auto"/>
+        <w:jc w:val="both"/>
+        <w:rPr>
+          <w:rFonts w:ascii="Times New Roman" w:hAnsi="Times New Roman" w:cs="Times New Roman"/>
           <w:b/>
           <w:sz w:val="24"/>
         </w:rPr>
@@ -4560,6 +4569,18 @@
         </w:rPr>
         <w:t>Wharton Micro Finance Seminar</w:t>
       </w:r>
+    </w:p>
+    <w:p>
+      <w:pPr>
+        <w:spacing w:after="0" w:line="240" w:lineRule="auto"/>
+        <w:jc w:val="both"/>
+        <w:rPr>
+          <w:rFonts w:ascii="Times New Roman" w:hAnsi="Times New Roman" w:cs="Times New Roman"/>
+          <w:b/>
+          <w:smallCaps/>
+          <w:sz w:val="24"/>
+        </w:rPr>
+      </w:pPr>
     </w:p>
     <w:p>
       <w:pPr>

--- a/Wang_CV.docx
+++ b/Wang_CV.docx
@@ -5033,7 +5033,7 @@
     </w:p>
     <w:p>
       <w:pPr>
-        <w:spacing w:after="0" w:line="100" w:lineRule="exact"/>
+        <w:spacing w:after="0" w:line="240" w:lineRule="auto"/>
         <w:jc w:val="both"/>
         <w:rPr>
           <w:rFonts w:ascii="Times New Roman" w:hAnsi="Times New Roman" w:cs="Times New Roman"/>
@@ -5075,7 +5075,7 @@
     </w:p>
     <w:p>
       <w:pPr>
-        <w:spacing w:before="0" w:after="0" w:line="240" w:lineRule="auto"/>
+        <w:spacing w:before="100" w:after="0" w:line="240" w:lineRule="auto"/>
         <w:jc w:val="both"/>
         <w:rPr>
           <w:rFonts w:ascii="Times New Roman" w:hAnsi="Times New Roman" w:cs="Times New Roman"/>
@@ -5132,7 +5132,7 @@
     </w:p>
     <w:p>
       <w:pPr>
-        <w:spacing w:before="0" w:after="0" w:line="240" w:lineRule="auto"/>
+        <w:spacing w:before="100" w:after="0" w:line="240" w:lineRule="auto"/>
         <w:jc w:val="both"/>
         <w:rPr>
           <w:rFonts w:ascii="Times New Roman" w:hAnsi="Times New Roman" w:cs="Times New Roman"/>

--- a/Wang_CV.docx
+++ b/Wang_CV.docx
@@ -5108,6 +5108,18 @@
         </w:rPr>
         <w:t>Ruslan Svershkov, Warwick Business School, Committee member</w:t>
       </w:r>
+    </w:p>
+    <w:p>
+      <w:pPr>
+        <w:spacing w:after="0" w:line="240" w:lineRule="auto"/>
+        <w:jc w:val="both"/>
+        <w:rPr>
+          <w:rFonts w:ascii="Times New Roman" w:hAnsi="Times New Roman" w:cs="Times New Roman"/>
+          <w:b/>
+          <w:sz w:val="24"/>
+          <w:szCs w:val="24"/>
+        </w:rPr>
+      </w:pPr>
     </w:p>
     <w:p>
       <w:pPr>

--- a/Wang_CV.docx
+++ b/Wang_CV.docx
@@ -1610,29 +1610,9 @@
         </w:rPr>
       </w:pPr>
       <w:r>
-        <w:rPr>
-          <w:rFonts w:ascii="Times New Roman" w:hAnsi="Times New Roman" w:cs="Times New Roman"/>
-        </w:rPr>
-        <w:t>4</w:t>
-      </w:r>
-      <w:r>
-        <w:rPr>
-          <w:rFonts w:ascii="Times New Roman" w:hAnsi="Times New Roman" w:cs="Times New Roman"/>
-        </w:rPr>
-        <w:t>. China Walls</w:t>
-      </w:r>
-      <w:r>
-        <w:rPr>
-          <w:rFonts w:ascii="Times New Roman" w:hAnsi="Times New Roman" w:cs="Times New Roman"/>
-        </w:rPr>
-        <w:tab/>
-        <w:t xml:space="preserve">Conditionally accepted at </w:t>
-      </w:r>
-      <w:r>
-        <w:rPr>
-          <w:rFonts w:ascii="Times New Roman" w:hAnsi="Times New Roman" w:cs="Times New Roman"/>
-        </w:rPr>
-        <w:t>JFE</w:t>
+        <w:t>4. China Walls</w:t>
+        <w:tab/>
+        <w:t>Forthcoming at JFE</w:t>
       </w:r>
     </w:p>
     <w:p>
